--- a/PROG209_Java_Swing_Assignment_Report_Mohamed_Barry (1).docx
+++ b/PROG209_Java_Swing_Assignment_Report_Mohamed_Barry (1).docx
@@ -731,7 +731,7 @@
         <w:rPr>
           <w:b w:val="0"/>
         </w:rPr>
-        <w:t>The application was run locally and the student confirmed that all three interactive actions worked. The following table records the reported results; these are manual observations, not automated unit-test results.</w:t>
+        <w:t>I ran the application locally and confirmed that the interactive actions worked as expected. The following table records the reported results; these are manual observations, not automated unit-test results.</w:t>
       </w:r>
     </w:p>
     <w:tbl>

--- a/PROG209_Java_Swing_Assignment_Report_Mohamed_Barry (1).docx
+++ b/PROG209_Java_Swing_Assignment_Report_Mohamed_Barry (1).docx
@@ -148,7 +148,7 @@
         <w:jc w:val="center"/>
       </w:pPr>
       <w:r>
-        <w:t>GitHub Repository: [Insert public repository URL before submission]</w:t>
+        <w:t>GitHub Repository: https://github.com/Sensationalbilly/JAVASWING-ASSIGNMENT</w:t>
       </w:r>
     </w:p>
     <w:p>
@@ -936,7 +936,7 @@
         <w:rPr>
           <w:b w:val="0"/>
         </w:rPr>
-        <w:t>Repository URL: [INSERT GITHUB REPOSITORY URL]</w:t>
+        <w:t>Repository URL: https://github.com/Sensationalbilly/JAVASWING-ASSIGNMENT</w:t>
       </w:r>
     </w:p>
     <w:p>
